--- a/docs/design/acrme_technical_design_document.docx
+++ b/docs/design/acrme_technical_design_document.docx
@@ -176,13 +176,13 @@
                 <w:bCs/>
                 <w:b/>
               </w:rPr>
-              <w:t xml:space="preserve">v2.2</w:t>
+              <w:t xml:space="preserve">v2.3</w:t>
             </w:r>
             <w:r>
               <w:t xml:space="preserve"> </w:t>
             </w:r>
             <w:r>
-              <w:t xml:space="preserve">(27 Aug 2026)</w:t>
+              <w:t xml:space="preserve">(7 Sep 2026)</w:t>
             </w:r>
           </w:p>
         </w:tc>
@@ -311,7 +311,7 @@
               <w:jc w:val="left"/>
             </w:pPr>
             <w:r>
-              <w:t xml:space="preserve">ADR-001 (region selection), ADR-002 (quota &amp; capacity, single-pool), ADR-003 (capacity during DR), ADR-004 (forecast &amp; increase), ADR-005 (distributed DR reference model) — all v2.2</w:t>
+              <w:t xml:space="preserve">ADR-001 (region selection), ADR-002 (quota &amp; capacity, single-pool), ADR-003 (capacity during DR), ADR-004 (forecast &amp; increase), ADR-005 (distributed DR reference model) — all v2.3</w:t>
             </w:r>
           </w:p>
         </w:tc>
@@ -348,7 +348,7 @@
         <w:t xml:space="preserve"> </w:t>
       </w:r>
       <w:r>
-        <w:t xml:space="preserve">ACRME is built — components, runtime, topology, data, state, algorithms, interfaces, security, observability, NFRs, integration, and POC gating — traceable to Requirements Baseline v2.2 and to the companion FDD (which owns the</w:t>
+        <w:t xml:space="preserve">ACRME is built — components, runtime, topology, data, state, algorithms, interfaces, security, observability, NFRs, integration, and POC gating — traceable to Requirements Baseline v2.3 and to the companion FDD (which owns the</w:t>
       </w:r>
       <w:r>
         <w:t xml:space="preserve"> </w:t>
@@ -386,13 +386,13 @@
           <w:bCs/>
           <w:b/>
         </w:rPr>
-        <w:t xml:space="preserve">Reconciliation note (v2.2).</w:t>
-      </w:r>
-      <w:r>
-        <w:t xml:space="preserve"> </w:t>
-      </w:r>
-      <w:r>
-        <w:t xml:space="preserve">This TDD implements the confirmed v2.2 decisions:</w:t>
+        <w:t xml:space="preserve">Reconciliation note (v2.3).</w:t>
+      </w:r>
+      <w:r>
+        <w:t xml:space="preserve"> </w:t>
+      </w:r>
+      <w:r>
+        <w:t xml:space="preserve">This TDD implements the confirmed v2.3 decisions:</w:t>
       </w:r>
       <w:r>
         <w:t xml:space="preserve"> </w:t>
@@ -550,6 +550,214 @@
       </w:r>
       <w:r>
         <w:t xml:space="preserve">(DR-019, ADR-003).</w:t>
+      </w:r>
+    </w:p>
+    <w:p>
+      <w:pPr>
+        <w:pStyle w:val="BlockText"/>
+      </w:pPr>
+      <w:r>
+        <w:rPr>
+          <w:bCs/>
+          <w:b/>
+        </w:rPr>
+        <w:t xml:space="preserve">Region model update (v2.3, baseline Section 6).</w:t>
+      </w:r>
+      <w:r>
+        <w:t xml:space="preserve"> </w:t>
+      </w:r>
+      <w:r>
+        <w:t xml:space="preserve">The catalogue now defines</w:t>
+      </w:r>
+      <w:r>
+        <w:t xml:space="preserve"> </w:t>
+      </w:r>
+      <w:r>
+        <w:rPr>
+          <w:bCs/>
+          <w:b/>
+        </w:rPr>
+        <w:t xml:space="preserve">five geographies</w:t>
+      </w:r>
+      <w:r>
+        <w:t xml:space="preserve"> </w:t>
+      </w:r>
+      <w:r>
+        <w:t xml:space="preserve">each carrying an explicit</w:t>
+      </w:r>
+      <w:r>
+        <w:t xml:space="preserve"> </w:t>
+      </w:r>
+      <w:r>
+        <w:rPr>
+          <w:rStyle w:val="VerbatimChar"/>
+        </w:rPr>
+        <w:t xml:space="preserve">distribution_model</w:t>
+      </w:r>
+      <w:r>
+        <w:t xml:space="preserve">: the</w:t>
+      </w:r>
+      <w:r>
+        <w:t xml:space="preserve"> </w:t>
+      </w:r>
+      <w:r>
+        <w:rPr>
+          <w:bCs/>
+          <w:b/>
+        </w:rPr>
+        <w:t xml:space="preserve">US is the only three-region geography</w:t>
+      </w:r>
+      <w:r>
+        <w:t xml:space="preserve"> </w:t>
+      </w:r>
+      <w:r>
+        <w:t xml:space="preserve">(West US 3, Central US, Canada Central; East US 2 Restricted);</w:t>
+      </w:r>
+      <w:r>
+        <w:t xml:space="preserve"> </w:t>
+      </w:r>
+      <w:r>
+        <w:rPr>
+          <w:bCs/>
+          <w:b/>
+        </w:rPr>
+        <w:t xml:space="preserve">EU</w:t>
+      </w:r>
+      <w:r>
+        <w:t xml:space="preserve"> </w:t>
+      </w:r>
+      <w:r>
+        <w:t xml:space="preserve">(Switzerland North + Sweden Central; North Europe &amp; West Europe Restricted),</w:t>
+      </w:r>
+      <w:r>
+        <w:t xml:space="preserve"> </w:t>
+      </w:r>
+      <w:r>
+        <w:rPr>
+          <w:bCs/>
+          <w:b/>
+        </w:rPr>
+        <w:t xml:space="preserve">Australia</w:t>
+      </w:r>
+      <w:r>
+        <w:t xml:space="preserve"> </w:t>
+      </w:r>
+      <w:r>
+        <w:t xml:space="preserve">(Australia East + Australia Southeast),</w:t>
+      </w:r>
+      <w:r>
+        <w:t xml:space="preserve"> </w:t>
+      </w:r>
+      <w:r>
+        <w:rPr>
+          <w:bCs/>
+          <w:b/>
+        </w:rPr>
+        <w:t xml:space="preserve">Asia Pacific</w:t>
+      </w:r>
+      <w:r>
+        <w:t xml:space="preserve"> </w:t>
+      </w:r>
+      <w:r>
+        <w:t xml:space="preserve">(East Asia + Southeast Asia; Japan East</w:t>
+      </w:r>
+      <w:r>
+        <w:t xml:space="preserve"> </w:t>
+      </w:r>
+      <w:r>
+        <w:rPr>
+          <w:bCs/>
+          <w:b/>
+        </w:rPr>
+        <w:t xml:space="preserve">pending</w:t>
+      </w:r>
+      <w:r>
+        <w:t xml:space="preserve">) and the</w:t>
+      </w:r>
+      <w:r>
+        <w:t xml:space="preserve"> </w:t>
+      </w:r>
+      <w:r>
+        <w:rPr>
+          <w:bCs/>
+          <w:b/>
+        </w:rPr>
+        <w:t xml:space="preserve">Middle East</w:t>
+      </w:r>
+      <w:r>
+        <w:t xml:space="preserve"> </w:t>
+      </w:r>
+      <w:r>
+        <w:t xml:space="preserve">(UAE North + Saudi Arabia Central) are</w:t>
+      </w:r>
+      <w:r>
+        <w:t xml:space="preserve"> </w:t>
+      </w:r>
+      <w:r>
+        <w:rPr>
+          <w:bCs/>
+          <w:b/>
+        </w:rPr>
+        <w:t xml:space="preserve">two-region geographies</w:t>
+      </w:r>
+      <w:r>
+        <w:t xml:space="preserve">. In every two-region geography,</w:t>
+      </w:r>
+      <w:r>
+        <w:t xml:space="preserve"> </w:t>
+      </w:r>
+      <w:r>
+        <w:rPr>
+          <w:bCs/>
+          <w:b/>
+        </w:rPr>
+        <w:t xml:space="preserve">CVAL and DR co-locate</w:t>
+      </w:r>
+      <w:r>
+        <w:t xml:space="preserve"> </w:t>
+      </w:r>
+      <w:r>
+        <w:t xml:space="preserve">in the non-production region (</w:t>
+      </w:r>
+      <w:r>
+        <w:rPr>
+          <w:bCs/>
+          <w:b/>
+        </w:rPr>
+        <w:t xml:space="preserve">PLC-010a</w:t>
+      </w:r>
+      <w:r>
+        <w:t xml:space="preserve">), except the Middle East where DR is</w:t>
+      </w:r>
+      <w:r>
+        <w:t xml:space="preserve"> </w:t>
+      </w:r>
+      <w:r>
+        <w:rPr>
+          <w:rStyle w:val="VerbatimChar"/>
+        </w:rPr>
+        <w:t xml:space="preserve">DR_NOT_OFFERED</w:t>
+      </w:r>
+      <w:r>
+        <w:t xml:space="preserve"> </w:t>
+      </w:r>
+      <w:r>
+        <w:t xml:space="preserve">(DEC-001) so its second region hosts CVAL only. The region catalogue and</w:t>
+      </w:r>
+      <w:r>
+        <w:t xml:space="preserve"> </w:t>
+      </w:r>
+      <w:r>
+        <w:rPr>
+          <w:rStyle w:val="VerbatimChar"/>
+        </w:rPr>
+        <w:t xml:space="preserve">distribution_model</w:t>
+      </w:r>
+      <w:r>
+        <w:t xml:space="preserve"> </w:t>
+      </w:r>
+      <w:r>
+        <w:t xml:space="preserve">are configuration-driven (REG-001); adding Japan East or activating Middle East DR are config changes with no code change.</w:t>
       </w:r>
     </w:p>
     <w:p>
@@ -641,7 +849,7 @@
         <w:t xml:space="preserve"> </w:t>
       </w:r>
       <w:r>
-        <w:t xml:space="preserve">ACRME does — capabilities, flows, states, and rules — traceable to Baseline v2.2. This TDD defines</w:t>
+        <w:t xml:space="preserve">ACRME does — capabilities, flows, states, and rules — traceable to Baseline v2.3. This TDD defines</w:t>
       </w:r>
       <w:r>
         <w:t xml:space="preserve"> </w:t>
@@ -3812,7 +4020,7 @@
         <w:pStyle w:val="FirstParagraph"/>
       </w:pPr>
       <w:r>
-        <w:t xml:space="preserve">The three v2.2-critical entities are</w:t>
+        <w:t xml:space="preserve">The three v2.3-critical entities are</w:t>
       </w:r>
       <w:r>
         <w:t xml:space="preserve"> </w:t>
@@ -9687,7 +9895,7 @@
               <w:jc w:val="left"/>
             </w:pPr>
             <w:r>
-              <w:t xml:space="preserve">Requirement group (v2.2 IDs)</w:t>
+              <w:t xml:space="preserve">Requirement group (v2.3 IDs)</w:t>
             </w:r>
           </w:p>
         </w:tc>
@@ -9761,7 +9969,19 @@
               <w:jc w:val="left"/>
             </w:pPr>
             <w:r>
-              <w:t xml:space="preserve">catalogue validation; input modes</w:t>
+              <w:t xml:space="preserve">catalogue validation; per-geography</w:t>
+            </w:r>
+            <w:r>
+              <w:t xml:space="preserve"> </w:t>
+            </w:r>
+            <w:r>
+              <w:rPr>
+                <w:rStyle w:val="VerbatimChar"/>
+              </w:rPr>
+              <w:t xml:space="preserve">distribution_model</w:t>
+            </w:r>
+            <w:r>
+              <w:t xml:space="preserve">; input modes</w:t>
             </w:r>
           </w:p>
         </w:tc>
@@ -9780,6 +10000,62 @@
             </w:r>
             <w:r>
               <w:t xml:space="preserve">; T8</w:t>
+            </w:r>
+          </w:p>
+        </w:tc>
+      </w:tr>
+      <w:tr>
+        <w:tc>
+          <w:tcPr/>
+          <w:p>
+            <w:pPr>
+              <w:pStyle w:val="Compact"/>
+              <w:jc w:val="left"/>
+            </w:pPr>
+            <w:r>
+              <w:t xml:space="preserve">PLC-010a</w:t>
+            </w:r>
+          </w:p>
+        </w:tc>
+        <w:tc>
+          <w:tcPr/>
+          <w:p>
+            <w:pPr>
+              <w:pStyle w:val="Compact"/>
+              <w:jc w:val="left"/>
+            </w:pPr>
+            <w:r>
+              <w:t xml:space="preserve">Placement Engine, DR Orchestrator</w:t>
+            </w:r>
+          </w:p>
+        </w:tc>
+        <w:tc>
+          <w:tcPr/>
+          <w:p>
+            <w:pPr>
+              <w:pStyle w:val="Compact"/>
+              <w:jc w:val="left"/>
+            </w:pPr>
+            <w:r>
+              <w:t xml:space="preserve">two-region CVAL/DR co-location enforcement</w:t>
+            </w:r>
+          </w:p>
+        </w:tc>
+        <w:tc>
+          <w:tcPr/>
+          <w:p>
+            <w:pPr>
+              <w:pStyle w:val="Compact"/>
+              <w:jc w:val="left"/>
+            </w:pPr>
+            <w:r>
+              <w:rPr>
+                <w:rStyle w:val="VerbatimChar"/>
+              </w:rPr>
+              <w:t xml:space="preserve">CVALEarmarkRecord</w:t>
+            </w:r>
+            <w:r>
+              <w:t xml:space="preserve">; T7</w:t>
             </w:r>
           </w:p>
         </w:tc>
@@ -10681,7 +10957,7 @@
           <w:iCs/>
           <w:i/>
         </w:rPr>
-        <w:t xml:space="preserve">Every Baseline v2.2 requirement group resolves to at least one component, algorithm, and entity above. Functional-level traceability is in the FDD Section 9.</w:t>
+        <w:t xml:space="preserve">Every Baseline v2.3 requirement group resolves to at least one component, algorithm, and entity above. Functional-level traceability is in the FDD Section 9.</w:t>
       </w:r>
     </w:p>
     <w:p>
@@ -11027,6 +11303,15 @@
         <w:rPr>
           <w:rStyle w:val="VerbatimChar"/>
         </w:rPr>
+        <w:t xml:space="preserve">        +RegionCatalogue region_catalogue</w:t>
+      </w:r>
+      <w:r>
+        <w:br/>
+      </w:r>
+      <w:r>
+        <w:rPr>
+          <w:rStyle w:val="VerbatimChar"/>
+        </w:rPr>
         <w:t xml:space="preserve">        +string version</w:t>
       </w:r>
       <w:r>
@@ -11045,6 +11330,69 @@
         <w:rPr>
           <w:rStyle w:val="VerbatimChar"/>
         </w:rPr>
+        <w:t xml:space="preserve">    class RegionCatalogue {</w:t>
+      </w:r>
+      <w:r>
+        <w:br/>
+      </w:r>
+      <w:r>
+        <w:rPr>
+          <w:rStyle w:val="VerbatimChar"/>
+        </w:rPr>
+        <w:t xml:space="preserve">        +string geography</w:t>
+      </w:r>
+      <w:r>
+        <w:br/>
+      </w:r>
+      <w:r>
+        <w:rPr>
+          <w:rStyle w:val="VerbatimChar"/>
+        </w:rPr>
+        <w:t xml:space="preserve">        +string distribution_model</w:t>
+      </w:r>
+      <w:r>
+        <w:br/>
+      </w:r>
+      <w:r>
+        <w:rPr>
+          <w:rStyle w:val="VerbatimChar"/>
+        </w:rPr>
+        <w:t xml:space="preserve">        +list~string~ regions</w:t>
+      </w:r>
+      <w:r>
+        <w:br/>
+      </w:r>
+      <w:r>
+        <w:rPr>
+          <w:rStyle w:val="VerbatimChar"/>
+        </w:rPr>
+        <w:t xml:space="preserve">        +list~string~ restricted_regions</w:t>
+      </w:r>
+      <w:r>
+        <w:br/>
+      </w:r>
+      <w:r>
+        <w:rPr>
+          <w:rStyle w:val="VerbatimChar"/>
+        </w:rPr>
+        <w:t xml:space="preserve">        +bool dr_not_offered</w:t>
+      </w:r>
+      <w:r>
+        <w:br/>
+      </w:r>
+      <w:r>
+        <w:rPr>
+          <w:rStyle w:val="VerbatimChar"/>
+        </w:rPr>
+        <w:t xml:space="preserve">    }</w:t>
+      </w:r>
+      <w:r>
+        <w:br/>
+      </w:r>
+      <w:r>
+        <w:rPr>
+          <w:rStyle w:val="VerbatimChar"/>
+        </w:rPr>
         <w:t xml:space="preserve">    class ActivationRecord {</w:t>
       </w:r>
       <w:r>
@@ -11190,6 +11538,15 @@
           <w:rStyle w:val="VerbatimChar"/>
         </w:rPr>
         <w:t xml:space="preserve">    CustomerSeedRecord --&gt; PlacementPolicy : policy_version</w:t>
+      </w:r>
+      <w:r>
+        <w:br/>
+      </w:r>
+      <w:r>
+        <w:rPr>
+          <w:rStyle w:val="VerbatimChar"/>
+        </w:rPr>
+        <w:t xml:space="preserve">    PlacementPolicy "1" --&gt; "1..*" RegionCatalogue : catalogue</w:t>
       </w:r>
       <w:r>
         <w:br/>

--- a/docs/design/acrme_technical_design_document.docx
+++ b/docs/design/acrme_technical_design_document.docx
@@ -2,7 +2,7 @@
 <file path=word/document.xml><?xml version="1.0" encoding="utf-8"?>
 <w:document xmlns:w="http://schemas.openxmlformats.org/wordprocessingml/2006/main" xmlns:m="http://schemas.openxmlformats.org/officeDocument/2006/math" xmlns:r="http://schemas.openxmlformats.org/officeDocument/2006/relationships" xmlns:o="urn:schemas-microsoft-com:office:office" xmlns:v="urn:schemas-microsoft-com:vml" xmlns:w10="urn:schemas-microsoft-com:office:word" xmlns:a="http://schemas.openxmlformats.org/drawingml/2006/main" xmlns:pic="http://schemas.openxmlformats.org/drawingml/2006/picture" xmlns:wp="http://schemas.openxmlformats.org/drawingml/2006/wordprocessingDrawing">
   <w:body>
-    <w:bookmarkStart w:id="81" w:name="acrme-technical-design-document-tdd"/>
+    <w:bookmarkStart w:id="82" w:name="acrme-technical-design-document-tdd"/>
     <w:p>
       <w:pPr>
         <w:pStyle w:val="Heading1"/>
@@ -176,7 +176,7 @@
                 <w:bCs/>
                 <w:b/>
               </w:rPr>
-              <w:t xml:space="preserve">v2.3</w:t>
+              <w:t xml:space="preserve">v2.4</w:t>
             </w:r>
             <w:r>
               <w:t xml:space="preserve"> </w:t>
@@ -375,6 +375,383 @@
       </w:r>
       <w:r>
         <w:t xml:space="preserve">: all normative algorithms, formulas, schemas, enumerations, and constants are inlined, not referenced externally.</w:t>
+      </w:r>
+    </w:p>
+    <w:p>
+      <w:pPr>
+        <w:pStyle w:val="BlockText"/>
+      </w:pPr>
+      <w:r>
+        <w:rPr>
+          <w:bCs/>
+          <w:b/>
+        </w:rPr>
+        <w:t xml:space="preserve">Reconciliation note (v2.4 — reservation-model gaps).</w:t>
+      </w:r>
+      <w:r>
+        <w:t xml:space="preserve"> </w:t>
+      </w:r>
+      <w:r>
+        <w:t xml:space="preserve">This revision folds the reviewed architecture-diagram gaps into the technical design.</w:t>
+      </w:r>
+      <w:r>
+        <w:t xml:space="preserve"> </w:t>
+      </w:r>
+      <w:r>
+        <w:rPr>
+          <w:bCs/>
+          <w:b/>
+        </w:rPr>
+        <w:t xml:space="preserve">Reservation eligibility</w:t>
+      </w:r>
+      <w:r>
+        <w:t xml:space="preserve"> </w:t>
+      </w:r>
+      <w:r>
+        <w:t xml:space="preserve">is refined: Availability-Set VMs are ineligible for zonal capacity reservations (</w:t>
+      </w:r>
+      <w:r>
+        <w:rPr>
+          <w:bCs/>
+          <w:b/>
+        </w:rPr>
+        <w:t xml:space="preserve">CAP-020</w:t>
+      </w:r>
+      <w:r>
+        <w:t xml:space="preserve">), and onboarding requires a</w:t>
+      </w:r>
+      <w:r>
+        <w:t xml:space="preserve"> </w:t>
+      </w:r>
+      <w:r>
+        <w:rPr>
+          <w:bCs/>
+          <w:b/>
+        </w:rPr>
+        <w:t xml:space="preserve">deallocate/redeploy-to-AZ precondition</w:t>
+      </w:r>
+      <w:r>
+        <w:t xml:space="preserve"> </w:t>
+      </w:r>
+      <w:r>
+        <w:t xml:space="preserve">for any VM not already zone-pinned (</w:t>
+      </w:r>
+      <w:r>
+        <w:rPr>
+          <w:bCs/>
+          <w:b/>
+        </w:rPr>
+        <w:t xml:space="preserve">CAP-021</w:t>
+      </w:r>
+      <w:r>
+        <w:t xml:space="preserve">). The managed estate is initialised as a</w:t>
+      </w:r>
+      <w:r>
+        <w:t xml:space="preserve"> </w:t>
+      </w:r>
+      <w:r>
+        <w:rPr>
+          <w:bCs/>
+          <w:b/>
+        </w:rPr>
+        <w:t xml:space="preserve">seed matrix of count-0 (</w:t>
+      </w:r>
+      <w:r>
+        <w:rPr>
+          <w:rStyle w:val="VerbatimChar"/>
+          <w:bCs/>
+          <w:b/>
+        </w:rPr>
+        <w:t xml:space="preserve">seed</w:t>
+      </w:r>
+      <w:r>
+        <w:rPr>
+          <w:bCs/>
+          <w:b/>
+        </w:rPr>
+        <w:t xml:space="preserve">) reservations</w:t>
+      </w:r>
+      <w:r>
+        <w:t xml:space="preserve"> </w:t>
+      </w:r>
+      <w:r>
+        <w:t xml:space="preserve">across every eligible SKU×region×AZ combination, governed by per-product-team budget (</w:t>
+      </w:r>
+      <w:r>
+        <w:rPr>
+          <w:bCs/>
+          <w:b/>
+        </w:rPr>
+        <w:t xml:space="preserve">CAP-022</w:t>
+      </w:r>
+      <w:r>
+        <w:t xml:space="preserve">, extending CAP-009), reconciled with</w:t>
+      </w:r>
+      <w:r>
+        <w:t xml:space="preserve"> </w:t>
+      </w:r>
+      <w:r>
+        <w:rPr>
+          <w:bCs/>
+          <w:b/>
+        </w:rPr>
+        <w:t xml:space="preserve">reactive SKU/AZ discovery</w:t>
+      </w:r>
+      <w:r>
+        <w:t xml:space="preserve"> </w:t>
+      </w:r>
+      <w:r>
+        <w:t xml:space="preserve">which auto-creates a reservation and simultaneously raises a scope-file governance item (</w:t>
+      </w:r>
+      <w:r>
+        <w:rPr>
+          <w:bCs/>
+          <w:b/>
+        </w:rPr>
+        <w:t xml:space="preserve">CAP-024</w:t>
+      </w:r>
+      <w:r>
+        <w:t xml:space="preserve">, reconciling CAP-019). Reservations are organised into an explicit</w:t>
+      </w:r>
+      <w:r>
+        <w:t xml:space="preserve"> </w:t>
+      </w:r>
+      <w:r>
+        <w:rPr>
+          <w:bCs/>
+          <w:b/>
+        </w:rPr>
+        <w:t xml:space="preserve">regional + per-AZ CRG structure per environment</w:t>
+      </w:r>
+      <w:r>
+        <w:t xml:space="preserve"> </w:t>
+      </w:r>
+      <w:r>
+        <w:t xml:space="preserve">(</w:t>
+      </w:r>
+      <w:r>
+        <w:rPr>
+          <w:bCs/>
+          <w:b/>
+        </w:rPr>
+        <w:t xml:space="preserve">CAP-023</w:t>
+      </w:r>
+      <w:r>
+        <w:t xml:space="preserve">, extending CAP-011 and refining the three-CRG model in Section 5.2). VM placement targets an</w:t>
+      </w:r>
+      <w:r>
+        <w:t xml:space="preserve"> </w:t>
+      </w:r>
+      <w:r>
+        <w:rPr>
+          <w:bCs/>
+          <w:b/>
+        </w:rPr>
+        <w:t xml:space="preserve">even ≈1/zone_count per-zone distribution with a rebalancing action</w:t>
+      </w:r>
+      <w:r>
+        <w:t xml:space="preserve"> </w:t>
+      </w:r>
+      <w:r>
+        <w:t xml:space="preserve">(</w:t>
+      </w:r>
+      <w:r>
+        <w:rPr>
+          <w:bCs/>
+          <w:b/>
+        </w:rPr>
+        <w:t xml:space="preserve">PLC-011</w:t>
+      </w:r>
+      <w:r>
+        <w:t xml:space="preserve">, Section 8.5). A shared</w:t>
+      </w:r>
+      <w:r>
+        <w:t xml:space="preserve"> </w:t>
+      </w:r>
+      <w:r>
+        <w:rPr>
+          <w:bCs/>
+          <w:b/>
+        </w:rPr>
+        <w:t xml:space="preserve">core subscription is classified entirely production</w:t>
+      </w:r>
+      <w:r>
+        <w:t xml:space="preserve"> </w:t>
+      </w:r>
+      <w:r>
+        <w:t xml:space="preserve">(</w:t>
+      </w:r>
+      <w:r>
+        <w:rPr>
+          <w:bCs/>
+          <w:b/>
+        </w:rPr>
+        <w:t xml:space="preserve">CAP-001a</w:t>
+      </w:r>
+      <w:r>
+        <w:t xml:space="preserve">). The</w:t>
+      </w:r>
+      <w:r>
+        <w:t xml:space="preserve"> </w:t>
+      </w:r>
+      <w:r>
+        <w:rPr>
+          <w:bCs/>
+          <w:b/>
+        </w:rPr>
+        <w:t xml:space="preserve">decommissioning-workflow boundary</w:t>
+      </w:r>
+      <w:r>
+        <w:t xml:space="preserve"> </w:t>
+      </w:r>
+      <w:r>
+        <w:t xml:space="preserve">is made explicit (</w:t>
+      </w:r>
+      <w:r>
+        <w:rPr>
+          <w:bCs/>
+          <w:b/>
+        </w:rPr>
+        <w:t xml:space="preserve">CAP-008/CAP-010</w:t>
+      </w:r>
+      <w:r>
+        <w:t xml:space="preserve">): automatic reconciliation only right-sizes a reservation down to</w:t>
+      </w:r>
+      <w:r>
+        <w:t xml:space="preserve"> </w:t>
+      </w:r>
+      <w:r>
+        <w:rPr>
+          <w:rStyle w:val="VerbatimChar"/>
+        </w:rPr>
+        <w:t xml:space="preserve">Allocated + Buffer</w:t>
+      </w:r>
+      <w:r>
+        <w:t xml:space="preserve"> </w:t>
+      </w:r>
+      <w:r>
+        <w:t xml:space="preserve">(never to zero or delete on its own), while reducing to zero, retirement and deletion are</w:t>
+      </w:r>
+      <w:r>
+        <w:t xml:space="preserve"> </w:t>
+      </w:r>
+      <w:r>
+        <w:rPr>
+          <w:bCs/>
+          <w:b/>
+        </w:rPr>
+        <w:t xml:space="preserve">gated</w:t>
+      </w:r>
+      <w:r>
+        <w:t xml:space="preserve"> </w:t>
+      </w:r>
+      <w:r>
+        <w:t xml:space="preserve">workflow actions. A deterministic</w:t>
+      </w:r>
+      <w:r>
+        <w:t xml:space="preserve"> </w:t>
+      </w:r>
+      <w:r>
+        <w:rPr>
+          <w:bCs/>
+          <w:b/>
+        </w:rPr>
+        <w:t xml:space="preserve">RG/CRG/subscription naming convention + counter</w:t>
+      </w:r>
+      <w:r>
+        <w:t xml:space="preserve"> </w:t>
+      </w:r>
+      <w:r>
+        <w:t xml:space="preserve">is adopted (</w:t>
+      </w:r>
+      <w:r>
+        <w:rPr>
+          <w:bCs/>
+          <w:b/>
+        </w:rPr>
+        <w:t xml:space="preserve">OPS-006</w:t>
+      </w:r>
+      <w:r>
+        <w:t xml:space="preserve">, config</w:t>
+      </w:r>
+      <w:r>
+        <w:t xml:space="preserve"> </w:t>
+      </w:r>
+      <w:r>
+        <w:rPr>
+          <w:bCs/>
+          <w:b/>
+        </w:rPr>
+        <w:t xml:space="preserve">C-12</w:t>
+      </w:r>
+      <w:r>
+        <w:t xml:space="preserve">); the zone-distribution tolerance is config</w:t>
+      </w:r>
+      <w:r>
+        <w:t xml:space="preserve"> </w:t>
+      </w:r>
+      <w:r>
+        <w:rPr>
+          <w:bCs/>
+          <w:b/>
+        </w:rPr>
+        <w:t xml:space="preserve">C-13</w:t>
+      </w:r>
+      <w:r>
+        <w:t xml:space="preserve">. A</w:t>
+      </w:r>
+      <w:r>
+        <w:t xml:space="preserve"> </w:t>
+      </w:r>
+      <w:r>
+        <w:t xml:space="preserve">“</w:t>
+      </w:r>
+      <w:r>
+        <w:rPr>
+          <w:bCs/>
+          <w:b/>
+        </w:rPr>
+        <w:t xml:space="preserve">seed reservation</w:t>
+      </w:r>
+      <w:r>
+        <w:t xml:space="preserve">”</w:t>
+      </w:r>
+      <w:r>
+        <w:t xml:space="preserve"> </w:t>
+      </w:r>
+      <w:r>
+        <w:t xml:space="preserve">(count-0 reservation) is distinct from the placement</w:t>
+      </w:r>
+      <w:r>
+        <w:t xml:space="preserve"> </w:t>
+      </w:r>
+      <w:r>
+        <w:t xml:space="preserve">“</w:t>
+      </w:r>
+      <w:r>
+        <w:rPr>
+          <w:bCs/>
+          <w:b/>
+        </w:rPr>
+        <w:t xml:space="preserve">seed record</w:t>
+      </w:r>
+      <w:r>
+        <w:t xml:space="preserve">”</w:t>
+      </w:r>
+      <w:r>
+        <w:t xml:space="preserve"> </w:t>
+      </w:r>
+      <w:r>
+        <w:t xml:space="preserve">(</w:t>
+      </w:r>
+      <w:r>
+        <w:rPr>
+          <w:rStyle w:val="VerbatimChar"/>
+        </w:rPr>
+        <w:t xml:space="preserve">CustomerSeedRecord</w:t>
+      </w:r>
+      <w:r>
+        <w:t xml:space="preserve">, PLC-003).</w:t>
       </w:r>
     </w:p>
     <w:p>
@@ -3404,13 +3781,154 @@
           <w:bCs/>
           <w:b/>
         </w:rPr>
-        <w:t xml:space="preserve">Three-CRG model per region:</w:t>
-      </w:r>
-      <w:r>
-        <w:t xml:space="preserve"> </w:t>
-      </w:r>
-      <w:r>
-        <w:t xml:space="preserve">exactly one Prod, one NonProd/CVAL, and one DR-standby CRG target per region per scope (CAP-001).</w:t>
+        <w:t xml:space="preserve">Environment-scoped, region + per-AZ CRG structure (CAP-023, extends CAP-011):</w:t>
+      </w:r>
+      <w:r>
+        <w:t xml:space="preserve"> </w:t>
+      </w:r>
+      <w:r>
+        <w:t xml:space="preserve">each environment (Prod, NonProd/CVAL, DR-standby) owns, per region,</w:t>
+      </w:r>
+      <w:r>
+        <w:t xml:space="preserve"> </w:t>
+      </w:r>
+      <w:r>
+        <w:rPr>
+          <w:bCs/>
+          <w:b/>
+        </w:rPr>
+        <w:t xml:space="preserve">one regional CRG plus one CRG per availability zone</w:t>
+      </w:r>
+      <w:r>
+        <w:t xml:space="preserve"> </w:t>
+      </w:r>
+      <w:r>
+        <w:t xml:space="preserve">in that region. The regional CRG anchors region-scoped (non-zonal-pinned) reservations and governance; the per-AZ CRGs hold the zonal</w:t>
+      </w:r>
+      <w:r>
+        <w:t xml:space="preserve"> </w:t>
+      </w:r>
+      <w:r>
+        <w:rPr>
+          <w:rStyle w:val="VerbatimChar"/>
+        </w:rPr>
+        <w:t xml:space="preserve">seed</w:t>
+      </w:r>
+      <w:r>
+        <w:t xml:space="preserve"> </w:t>
+      </w:r>
+      <w:r>
+        <w:t xml:space="preserve">matrix and zone-pinned reservations that back the even-distribution target (PLC-011). This refines the earlier</w:t>
+      </w:r>
+      <w:r>
+        <w:t xml:space="preserve"> </w:t>
+      </w:r>
+      <w:r>
+        <w:t xml:space="preserve">“</w:t>
+      </w:r>
+      <w:r>
+        <w:t xml:space="preserve">three-CRG-per-region</w:t>
+      </w:r>
+      <w:r>
+        <w:t xml:space="preserve">”</w:t>
+      </w:r>
+      <w:r>
+        <w:t xml:space="preserve"> </w:t>
+      </w:r>
+      <w:r>
+        <w:t xml:space="preserve">shorthand: the</w:t>
+      </w:r>
+      <w:r>
+        <w:t xml:space="preserve"> </w:t>
+      </w:r>
+      <w:r>
+        <w:rPr>
+          <w:iCs/>
+          <w:i/>
+        </w:rPr>
+        <w:t xml:space="preserve">three</w:t>
+      </w:r>
+      <w:r>
+        <w:t xml:space="preserve"> </w:t>
+      </w:r>
+      <w:r>
+        <w:t xml:space="preserve">remains the count of</w:t>
+      </w:r>
+      <w:r>
+        <w:t xml:space="preserve"> </w:t>
+      </w:r>
+      <w:r>
+        <w:rPr>
+          <w:bCs/>
+          <w:b/>
+        </w:rPr>
+        <w:t xml:space="preserve">environment</w:t>
+      </w:r>
+      <w:r>
+        <w:t xml:space="preserve"> </w:t>
+      </w:r>
+      <w:r>
+        <w:t xml:space="preserve">targets per region, each of which now expands into</w:t>
+      </w:r>
+      <w:r>
+        <w:t xml:space="preserve"> </w:t>
+      </w:r>
+      <w:r>
+        <w:rPr>
+          <w:rStyle w:val="VerbatimChar"/>
+        </w:rPr>
+        <w:t xml:space="preserve">1 regional + N per-AZ</w:t>
+      </w:r>
+      <w:r>
+        <w:t xml:space="preserve"> </w:t>
+      </w:r>
+      <w:r>
+        <w:t xml:space="preserve">CRGs. Naming follows OPS-006 (e.g. </w:t>
+      </w:r>
+      <w:r>
+        <w:rPr>
+          <w:rStyle w:val="VerbatimChar"/>
+        </w:rPr>
+        <w:t xml:space="preserve">crg-pr-eus2-reg</w:t>
+      </w:r>
+      <w:r>
+        <w:t xml:space="preserve">,</w:t>
+      </w:r>
+      <w:r>
+        <w:t xml:space="preserve"> </w:t>
+      </w:r>
+      <w:r>
+        <w:rPr>
+          <w:rStyle w:val="VerbatimChar"/>
+        </w:rPr>
+        <w:t xml:space="preserve">crg-pr-eus2-az1</w:t>
+      </w:r>
+      <w:r>
+        <w:t xml:space="preserve">,</w:t>
+      </w:r>
+      <w:r>
+        <w:t xml:space="preserve"> </w:t>
+      </w:r>
+      <w:r>
+        <w:rPr>
+          <w:rStyle w:val="VerbatimChar"/>
+        </w:rPr>
+        <w:t xml:space="preserve">crg-pr-eus2-az2</w:t>
+      </w:r>
+      <w:r>
+        <w:t xml:space="preserve">,</w:t>
+      </w:r>
+      <w:r>
+        <w:t xml:space="preserve"> </w:t>
+      </w:r>
+      <w:r>
+        <w:rPr>
+          <w:rStyle w:val="VerbatimChar"/>
+        </w:rPr>
+        <w:t xml:space="preserve">crg-pr-eus2-az3</w:t>
+      </w:r>
+      <w:r>
+        <w:t xml:space="preserve">).</w:t>
       </w:r>
       <w:r>
         <w:t xml:space="preserve"> </w:t>
@@ -5351,7 +5869,7 @@
     </w:p>
     <w:bookmarkEnd w:id="48"/>
     <w:bookmarkEnd w:id="49"/>
-    <w:bookmarkStart w:id="57" w:name="placement-scoring-forecasting-section-28"/>
+    <w:bookmarkStart w:id="58" w:name="placement-scoring-forecasting-section-28"/>
     <w:p>
       <w:pPr>
         <w:pStyle w:val="Heading2"/>
@@ -5439,6 +5957,92 @@
       </w:r>
       <w:r>
         <w:t xml:space="preserve">requiring approval + customer acknowledgement, after which the derived region becomes the fixed seed (ADR-001, PLC-001/002). Restricted regions never enter scoring — they route to the exception workflow.</w:t>
+      </w:r>
+    </w:p>
+    <w:p>
+      <w:pPr>
+        <w:pStyle w:val="BodyText"/>
+      </w:pPr>
+      <w:r>
+        <w:rPr>
+          <w:bCs/>
+          <w:b/>
+        </w:rPr>
+        <w:t xml:space="preserve">Reservation-eligibility gate (CAP-020/CAP-021).</w:t>
+      </w:r>
+      <w:r>
+        <w:t xml:space="preserve"> </w:t>
+      </w:r>
+      <w:r>
+        <w:t xml:space="preserve">Before a VM enters zonal scoring the Onboarding Validator applies two hard preconditions: (1)</w:t>
+      </w:r>
+      <w:r>
+        <w:t xml:space="preserve"> </w:t>
+      </w:r>
+      <w:r>
+        <w:rPr>
+          <w:bCs/>
+          <w:b/>
+        </w:rPr>
+        <w:t xml:space="preserve">Availability-Set VMs are ineligible</w:t>
+      </w:r>
+      <w:r>
+        <w:t xml:space="preserve"> </w:t>
+      </w:r>
+      <w:r>
+        <w:t xml:space="preserve">for zonal capacity reservations (</w:t>
+      </w:r>
+      <w:r>
+        <w:rPr>
+          <w:bCs/>
+          <w:b/>
+        </w:rPr>
+        <w:t xml:space="preserve">CAP-020</w:t>
+      </w:r>
+      <w:r>
+        <w:t xml:space="preserve">) — a VM in an Availability Set cannot be backed by a zonal on-demand capacity reservation and is rejected from the zonal path; (2) a VM that is not already</w:t>
+      </w:r>
+      <w:r>
+        <w:t xml:space="preserve"> </w:t>
+      </w:r>
+      <w:r>
+        <w:rPr>
+          <w:bCs/>
+          <w:b/>
+        </w:rPr>
+        <w:t xml:space="preserve">zone-pinned</w:t>
+      </w:r>
+      <w:r>
+        <w:t xml:space="preserve"> </w:t>
+      </w:r>
+      <w:r>
+        <w:t xml:space="preserve">must satisfy the</w:t>
+      </w:r>
+      <w:r>
+        <w:t xml:space="preserve"> </w:t>
+      </w:r>
+      <w:r>
+        <w:rPr>
+          <w:bCs/>
+          <w:b/>
+        </w:rPr>
+        <w:t xml:space="preserve">deallocate/redeploy-to-AZ precondition</w:t>
+      </w:r>
+      <w:r>
+        <w:t xml:space="preserve"> </w:t>
+      </w:r>
+      <w:r>
+        <w:t xml:space="preserve">(</w:t>
+      </w:r>
+      <w:r>
+        <w:rPr>
+          <w:bCs/>
+          <w:b/>
+        </w:rPr>
+        <w:t xml:space="preserve">CAP-021</w:t>
+      </w:r>
+      <w:r>
+        <w:t xml:space="preserve">) — it is deallocated and redeployed into a target availability zone (via the governed onboarding/migration workflow) before it can be associated with a per-AZ CRG reservation. Only zone-pinned, non-Availability-Set VMs proceed to the PLC-011 even-distribution zone selection (Section 8.5).</w:t>
       </w:r>
     </w:p>
     <w:bookmarkEnd w:id="50"/>
@@ -6532,6 +7136,230 @@
         <w:t xml:space="preserve">[Decided]</w:t>
       </w:r>
     </w:p>
+    <w:bookmarkEnd w:id="56"/>
+    <w:bookmarkStart w:id="57" w:name="Xc8b34a7141085eb7ca1f56d043e9d7ee5c7adbc"/>
+    <w:p>
+      <w:pPr>
+        <w:pStyle w:val="Heading3"/>
+      </w:pPr>
+      <w:r>
+        <w:t xml:space="preserve">8.5 Even per-zone distribution &amp; rebalancing (PLC-011, Baseline App. A.9)</w:t>
+      </w:r>
+    </w:p>
+    <w:p>
+      <w:pPr>
+        <w:pStyle w:val="FirstParagraph"/>
+      </w:pPr>
+      <w:r>
+        <w:t xml:space="preserve">Within a placement region with</w:t>
+      </w:r>
+      <w:r>
+        <w:t xml:space="preserve"> </w:t>
+      </w:r>
+      <w:r>
+        <w:rPr>
+          <w:rStyle w:val="VerbatimChar"/>
+        </w:rPr>
+        <w:t xml:space="preserve">Z</w:t>
+      </w:r>
+      <w:r>
+        <w:t xml:space="preserve"> </w:t>
+      </w:r>
+      <w:r>
+        <w:t xml:space="preserve">availability zones, ACRME drives the per-zone VM distribution toward an even target and raises a rebalancing action when it drifts:</w:t>
+      </w:r>
+    </w:p>
+    <w:p>
+      <w:pPr>
+        <w:pStyle w:val="SourceCode"/>
+      </w:pPr>
+      <w:r>
+        <w:rPr>
+          <w:rStyle w:val="VerbatimChar"/>
+        </w:rPr>
+        <w:t xml:space="preserve">zone_target_share      = 1 / zone_count                              # e.g. 0.333 for Z=3   (C-13)</w:t>
+      </w:r>
+      <w:r>
+        <w:br/>
+      </w:r>
+      <w:r>
+        <w:rPr>
+          <w:rStyle w:val="VerbatimChar"/>
+        </w:rPr>
+        <w:t xml:space="preserve">zone_share(z)          = vm_count(z) / total_vm_count</w:t>
+      </w:r>
+      <w:r>
+        <w:br/>
+      </w:r>
+      <w:r>
+        <w:rPr>
+          <w:rStyle w:val="VerbatimChar"/>
+        </w:rPr>
+        <w:t xml:space="preserve">zone_deficit(z)        = zone_target_share - zone_share(z)           # &gt;0 means under-target</w:t>
+      </w:r>
+      <w:r>
+        <w:br/>
+      </w:r>
+      <w:r>
+        <w:rPr>
+          <w:rStyle w:val="VerbatimChar"/>
+        </w:rPr>
+        <w:t xml:space="preserve"># Placement zone selection (per request):</w:t>
+      </w:r>
+      <w:r>
+        <w:br/>
+      </w:r>
+      <w:r>
+        <w:rPr>
+          <w:rStyle w:val="VerbatimChar"/>
+        </w:rPr>
+        <w:t xml:space="preserve">eligible(z)            = has_capacity(z) AND has_quota(z) AND NOT restricted(z) AND zone_aligned(z)</w:t>
+      </w:r>
+      <w:r>
+        <w:br/>
+      </w:r>
+      <w:r>
+        <w:rPr>
+          <w:rStyle w:val="VerbatimChar"/>
+        </w:rPr>
+        <w:t xml:space="preserve">chosen_zone            = argmax_{z in eligible} zone_deficit(z)      # greatest-deficit-first</w:t>
+      </w:r>
+      <w:r>
+        <w:br/>
+      </w:r>
+      <w:r>
+        <w:rPr>
+          <w:rStyle w:val="VerbatimChar"/>
+        </w:rPr>
+        <w:t xml:space="preserve"># Drift detection (per reconciliation cycle):</w:t>
+      </w:r>
+      <w:r>
+        <w:br/>
+      </w:r>
+      <w:r>
+        <w:rPr>
+          <w:rStyle w:val="VerbatimChar"/>
+        </w:rPr>
+        <w:t xml:space="preserve">max_drift              = max_z | zone_share(z) - zone_target_share |</w:t>
+      </w:r>
+      <w:r>
+        <w:br/>
+      </w:r>
+      <w:r>
+        <w:rPr>
+          <w:rStyle w:val="VerbatimChar"/>
+        </w:rPr>
+        <w:t xml:space="preserve">rebalance_needed       = max_drift &gt; zone_balance_tolerance          # C-13 default 0.10 (±10 pp)</w:t>
+      </w:r>
+    </w:p>
+    <w:p>
+      <w:pPr>
+        <w:pStyle w:val="FirstParagraph"/>
+      </w:pPr>
+      <w:r>
+        <w:t xml:space="preserve">When</w:t>
+      </w:r>
+      <w:r>
+        <w:t xml:space="preserve"> </w:t>
+      </w:r>
+      <w:r>
+        <w:rPr>
+          <w:rStyle w:val="VerbatimChar"/>
+        </w:rPr>
+        <w:t xml:space="preserve">rebalance_needed</w:t>
+      </w:r>
+      <w:r>
+        <w:t xml:space="preserve">, a</w:t>
+      </w:r>
+      <w:r>
+        <w:t xml:space="preserve"> </w:t>
+      </w:r>
+      <w:r>
+        <w:rPr>
+          <w:rStyle w:val="VerbatimChar"/>
+        </w:rPr>
+        <w:t xml:space="preserve">ZoneRebalanceAction</w:t>
+      </w:r>
+      <w:r>
+        <w:t xml:space="preserve"> </w:t>
+      </w:r>
+      <w:r>
+        <w:t xml:space="preserve">is raised so subsequent placements (and, where policy permits, governed redeploys) steer new/moved VMs into the most-deficient eligible zones until</w:t>
+      </w:r>
+      <w:r>
+        <w:t xml:space="preserve"> </w:t>
+      </w:r>
+      <w:r>
+        <w:rPr>
+          <w:rStyle w:val="VerbatimChar"/>
+        </w:rPr>
+        <w:t xml:space="preserve">max_drift ≤ tolerance</w:t>
+      </w:r>
+      <w:r>
+        <w:t xml:space="preserve">. Rebalancing never violates capacity, quota, restriction, or zone-alignment constraints and never forces a live migration outside an approved workflow. Both</w:t>
+      </w:r>
+      <w:r>
+        <w:t xml:space="preserve"> </w:t>
+      </w:r>
+      <w:r>
+        <w:rPr>
+          <w:rStyle w:val="VerbatimChar"/>
+        </w:rPr>
+        <w:t xml:space="preserve">zone_target_share</w:t>
+      </w:r>
+      <w:r>
+        <w:t xml:space="preserve"> </w:t>
+      </w:r>
+      <w:r>
+        <w:t xml:space="preserve">(derived from</w:t>
+      </w:r>
+      <w:r>
+        <w:t xml:space="preserve"> </w:t>
+      </w:r>
+      <w:r>
+        <w:rPr>
+          <w:rStyle w:val="VerbatimChar"/>
+        </w:rPr>
+        <w:t xml:space="preserve">zone_count</w:t>
+      </w:r>
+      <w:r>
+        <w:t xml:space="preserve">) and</w:t>
+      </w:r>
+      <w:r>
+        <w:t xml:space="preserve"> </w:t>
+      </w:r>
+      <w:r>
+        <w:rPr>
+          <w:rStyle w:val="VerbatimChar"/>
+        </w:rPr>
+        <w:t xml:space="preserve">zone_balance_tolerance</w:t>
+      </w:r>
+      <w:r>
+        <w:t xml:space="preserve"> </w:t>
+      </w:r>
+      <w:r>
+        <w:t xml:space="preserve">are configuration-driven (</w:t>
+      </w:r>
+      <w:r>
+        <w:rPr>
+          <w:bCs/>
+          <w:b/>
+        </w:rPr>
+        <w:t xml:space="preserve">C-13</w:t>
+      </w:r>
+      <w:r>
+        <w:t xml:space="preserve">); the worked example is Baseline Appendix A.9.</w:t>
+      </w:r>
+      <w:r>
+        <w:t xml:space="preserve"> </w:t>
+      </w:r>
+      <w:r>
+        <w:rPr>
+          <w:rStyle w:val="VerbatimChar"/>
+        </w:rPr>
+        <w:t xml:space="preserve">[Decided]</w:t>
+      </w:r>
+    </w:p>
     <w:p>
       <w:r>
         <w:pict>
@@ -6539,9 +7367,9 @@
         </w:pict>
       </w:r>
     </w:p>
-    <w:bookmarkEnd w:id="56"/>
     <w:bookmarkEnd w:id="57"/>
-    <w:bookmarkStart w:id="66" w:name="X84fe8cb5fb9d03b49ec9a8be97de1c530ee9ea2"/>
+    <w:bookmarkEnd w:id="58"/>
+    <w:bookmarkStart w:id="67" w:name="X84fe8cb5fb9d03b49ec9a8be97de1c530ee9ea2"/>
     <w:p>
       <w:pPr>
         <w:pStyle w:val="Heading2"/>
@@ -6550,7 +7378,7 @@
         <w:t xml:space="preserve">9. DR Sizing &amp; Activation Algorithms (Section 31, App. A.6/A.7/A.8, App. D)</w:t>
       </w:r>
     </w:p>
-    <w:bookmarkStart w:id="58" w:name="max-not-sum-sizing-dr-017-adr-005"/>
+    <w:bookmarkStart w:id="59" w:name="max-not-sum-sizing-dr-017-adr-005"/>
     <w:p>
       <w:pPr>
         <w:pStyle w:val="Heading3"/>
@@ -6856,8 +7684,8 @@
         <w:t xml:space="preserve">[Documented]</w:t>
       </w:r>
     </w:p>
-    <w:bookmarkEnd w:id="58"/>
-    <w:bookmarkStart w:id="59" w:name="t12-max-not-sum-sizing-overcommit-ratio"/>
+    <w:bookmarkEnd w:id="59"/>
+    <w:bookmarkStart w:id="60" w:name="t12-max-not-sum-sizing-overcommit-ratio"/>
     <w:p>
       <w:pPr>
         <w:pStyle w:val="Heading3"/>
@@ -6931,8 +7759,8 @@
         <w:t xml:space="preserve">    classDef d fill:#d4edda,stroke:#28a745;</w:t>
       </w:r>
     </w:p>
-    <w:bookmarkEnd w:id="59"/>
-    <w:bookmarkStart w:id="60" w:name="X9c525444ea3910baf2b34647854315033f4c60a"/>
+    <w:bookmarkEnd w:id="60"/>
+    <w:bookmarkStart w:id="61" w:name="X9c525444ea3910baf2b34647854315033f4c60a"/>
     <w:p>
       <w:pPr>
         <w:pStyle w:val="Heading3"/>
@@ -7058,8 +7886,8 @@
         <w:t xml:space="preserve">[Decided]</w:t>
       </w:r>
     </w:p>
-    <w:bookmarkEnd w:id="60"/>
-    <w:bookmarkStart w:id="61" w:name="Xeb18f332615b34ad47697ec8c75f0afe49e0622"/>
+    <w:bookmarkEnd w:id="61"/>
+    <w:bookmarkStart w:id="62" w:name="Xeb18f332615b34ad47697ec8c75f0afe49e0622"/>
     <w:p>
       <w:pPr>
         <w:pStyle w:val="Heading3"/>
@@ -7165,8 +7993,8 @@
         <w:t xml:space="preserve">[Decided]</w:t>
       </w:r>
     </w:p>
-    <w:bookmarkEnd w:id="61"/>
-    <w:bookmarkStart w:id="62" w:name="X172962248898c341b419e07d99b3e5465ce68a9"/>
+    <w:bookmarkEnd w:id="62"/>
+    <w:bookmarkStart w:id="63" w:name="X172962248898c341b419e07d99b3e5465ce68a9"/>
     <w:p>
       <w:pPr>
         <w:pStyle w:val="Heading3"/>
@@ -7384,8 +8212,8 @@
         <w:t xml:space="preserve">    DRO-&gt;&gt;DRO: ACTIVE -&gt; FAILBACK_PENDING -&gt; STANDBY (reverse order)</w:t>
       </w:r>
     </w:p>
-    <w:bookmarkEnd w:id="62"/>
-    <w:bookmarkStart w:id="63" w:name="X60d13b692a79ab118e8c24291eac664e26e7d95"/>
+    <w:bookmarkEnd w:id="63"/>
+    <w:bookmarkStart w:id="64" w:name="X60d13b692a79ab118e8c24291eac664e26e7d95"/>
     <w:p>
       <w:pPr>
         <w:pStyle w:val="Heading3"/>
@@ -7439,8 +8267,8 @@
         <w:t xml:space="preserve">[Decided]</w:t>
       </w:r>
     </w:p>
-    <w:bookmarkEnd w:id="63"/>
-    <w:bookmarkStart w:id="64" w:name="X53b1971bd083de8f9b8d82e65f7f01daa00d46d"/>
+    <w:bookmarkEnd w:id="64"/>
+    <w:bookmarkStart w:id="65" w:name="X53b1971bd083de8f9b8d82e65f7f01daa00d46d"/>
     <w:p>
       <w:pPr>
         <w:pStyle w:val="Heading3"/>
@@ -7523,8 +8351,8 @@
         <w:t xml:space="preserve">    T3 --&gt;|Later phase: dual-approval| A3[DestructiveTransfer - changes VM associations]</w:t>
       </w:r>
     </w:p>
-    <w:bookmarkEnd w:id="64"/>
-    <w:bookmarkStart w:id="65" w:name="Xc6992980d5fd173e06d8295adfe31fc72bf3bed"/>
+    <w:bookmarkEnd w:id="65"/>
+    <w:bookmarkStart w:id="66" w:name="Xc6992980d5fd173e06d8295adfe31fc72bf3bed"/>
     <w:p>
       <w:pPr>
         <w:pStyle w:val="Heading3"/>
@@ -7578,9 +8406,9 @@
         </w:pict>
       </w:r>
     </w:p>
-    <w:bookmarkEnd w:id="65"/>
     <w:bookmarkEnd w:id="66"/>
-    <w:bookmarkStart w:id="68" w:name="Xe5dd9b997cbf4e99fe348c69d3b9a96675a9d33"/>
+    <w:bookmarkEnd w:id="67"/>
+    <w:bookmarkStart w:id="69" w:name="Xe5dd9b997cbf4e99fe348c69d3b9a96675a9d33"/>
     <w:p>
       <w:pPr>
         <w:pStyle w:val="Heading2"/>
@@ -7742,7 +8570,148 @@
         <w:t xml:space="preserve">Allocated</w:t>
       </w:r>
       <w:r>
-        <w:t xml:space="preserve">, within a DR window, during maintenance exclusion, or against cost policy; reductions go to zero, never deletion (CAP-009/010).</w:t>
+        <w:t xml:space="preserve">, within a DR window, during maintenance exclusion, or against cost policy.</w:t>
+      </w:r>
+      <w:r>
+        <w:t xml:space="preserve"> </w:t>
+      </w:r>
+      <w:r>
+        <w:rPr>
+          <w:bCs/>
+          <w:b/>
+        </w:rPr>
+        <w:t xml:space="preserve">Decommissioning-workflow boundary (CAP-008/CAP-010):</w:t>
+      </w:r>
+      <w:r>
+        <w:t xml:space="preserve"> </w:t>
+      </w:r>
+      <w:r>
+        <w:t xml:space="preserve">automatic reconciliation only ever</w:t>
+      </w:r>
+      <w:r>
+        <w:t xml:space="preserve"> </w:t>
+      </w:r>
+      <w:r>
+        <w:rPr>
+          <w:bCs/>
+          <w:b/>
+        </w:rPr>
+        <w:t xml:space="preserve">right-sizes a reservation down to its</w:t>
+      </w:r>
+      <w:r>
+        <w:rPr>
+          <w:bCs/>
+          <w:b/>
+        </w:rPr>
+        <w:t xml:space="preserve"> </w:t>
+      </w:r>
+      <w:r>
+        <w:rPr>
+          <w:rStyle w:val="VerbatimChar"/>
+          <w:bCs/>
+          <w:b/>
+        </w:rPr>
+        <w:t xml:space="preserve">Allocated + Buffer</w:t>
+      </w:r>
+      <w:r>
+        <w:rPr>
+          <w:bCs/>
+          <w:b/>
+        </w:rPr>
+        <w:t xml:space="preserve"> </w:t>
+      </w:r>
+      <w:r>
+        <w:rPr>
+          <w:bCs/>
+          <w:b/>
+        </w:rPr>
+        <w:t xml:space="preserve">floor</w:t>
+      </w:r>
+      <w:r>
+        <w:t xml:space="preserve"> </w:t>
+      </w:r>
+      <w:r>
+        <w:t xml:space="preserve">— it never reduces a reservation to zero and never deletes a CRG or reservation on its own. Reducing a reservation to</w:t>
+      </w:r>
+      <w:r>
+        <w:t xml:space="preserve"> </w:t>
+      </w:r>
+      <w:r>
+        <w:rPr>
+          <w:bCs/>
+          <w:b/>
+        </w:rPr>
+        <w:t xml:space="preserve">zero (returning it to a</w:t>
+      </w:r>
+      <w:r>
+        <w:rPr>
+          <w:bCs/>
+          <w:b/>
+        </w:rPr>
+        <w:t xml:space="preserve"> </w:t>
+      </w:r>
+      <w:r>
+        <w:rPr>
+          <w:rStyle w:val="VerbatimChar"/>
+          <w:bCs/>
+          <w:b/>
+        </w:rPr>
+        <w:t xml:space="preserve">seed</w:t>
+      </w:r>
+      <w:r>
+        <w:rPr>
+          <w:bCs/>
+          <w:b/>
+        </w:rPr>
+        <w:t xml:space="preserve">)</w:t>
+      </w:r>
+      <w:r>
+        <w:t xml:space="preserve">,</w:t>
+      </w:r>
+      <w:r>
+        <w:t xml:space="preserve"> </w:t>
+      </w:r>
+      <w:r>
+        <w:rPr>
+          <w:bCs/>
+          <w:b/>
+        </w:rPr>
+        <w:t xml:space="preserve">retiring</w:t>
+      </w:r>
+      <w:r>
+        <w:t xml:space="preserve">, or</w:t>
+      </w:r>
+      <w:r>
+        <w:t xml:space="preserve"> </w:t>
+      </w:r>
+      <w:r>
+        <w:rPr>
+          <w:bCs/>
+          <w:b/>
+        </w:rPr>
+        <w:t xml:space="preserve">deleting</w:t>
+      </w:r>
+      <w:r>
+        <w:t xml:space="preserve"> </w:t>
+      </w:r>
+      <w:r>
+        <w:t xml:space="preserve">a reservation/CRG are</w:t>
+      </w:r>
+      <w:r>
+        <w:t xml:space="preserve"> </w:t>
+      </w:r>
+      <w:r>
+        <w:rPr>
+          <w:bCs/>
+          <w:b/>
+        </w:rPr>
+        <w:t xml:space="preserve">gated workflow actions</w:t>
+      </w:r>
+      <w:r>
+        <w:t xml:space="preserve"> </w:t>
+      </w:r>
+      <w:r>
+        <w:t xml:space="preserve">requiring the decommissioning approval path (operator approval, cost/DR/maintenance guards, audit) — they are outside the automatic loop.</w:t>
       </w:r>
       <w:r>
         <w:t xml:space="preserve"> </w:t>
@@ -7754,7 +8723,7 @@
         <w:t xml:space="preserve">[Decided]</w:t>
       </w:r>
     </w:p>
-    <w:bookmarkStart w:id="67" w:name="X214afb769bb3291c1ffd3537dae1b04bde56773"/>
+    <w:bookmarkStart w:id="68" w:name="X214afb769bb3291c1ffd3537dae1b04bde56773"/>
     <w:p>
       <w:pPr>
         <w:pStyle w:val="Heading3"/>
@@ -7925,9 +8894,9 @@
         </w:pict>
       </w:r>
     </w:p>
-    <w:bookmarkEnd w:id="67"/>
     <w:bookmarkEnd w:id="68"/>
-    <w:bookmarkStart w:id="72" w:name="api-architecture-section-35-int-001..007"/>
+    <w:bookmarkEnd w:id="69"/>
+    <w:bookmarkStart w:id="73" w:name="api-architecture-section-35-int-001..007"/>
     <w:p>
       <w:pPr>
         <w:pStyle w:val="Heading2"/>
@@ -7936,7 +8905,7 @@
         <w:t xml:space="preserve">11. API Architecture (Section 35, INT-001..007)</w:t>
       </w:r>
     </w:p>
-    <w:bookmarkStart w:id="69" w:name="contracts"/>
+    <w:bookmarkStart w:id="70" w:name="contracts"/>
     <w:p>
       <w:pPr>
         <w:pStyle w:val="Heading3"/>
@@ -8040,8 +9009,8 @@
         <w:t xml:space="preserve">GET  /audit, GET /state    → read-only</w:t>
       </w:r>
     </w:p>
-    <w:bookmarkEnd w:id="69"/>
-    <w:bookmarkStart w:id="70" w:name="Xbf0c8e85f6d627db120a6c14c30679497ae6450"/>
+    <w:bookmarkEnd w:id="70"/>
+    <w:bookmarkStart w:id="71" w:name="Xbf0c8e85f6d627db120a6c14c30679497ae6450"/>
     <w:p>
       <w:pPr>
         <w:pStyle w:val="Heading3"/>
@@ -8169,8 +9138,8 @@
         <w:t xml:space="preserve">[Assumed]</w:t>
       </w:r>
     </w:p>
-    <w:bookmarkEnd w:id="70"/>
-    <w:bookmarkStart w:id="71" w:name="readiness-gate-logic-rdy-001"/>
+    <w:bookmarkEnd w:id="71"/>
+    <w:bookmarkStart w:id="72" w:name="readiness-gate-logic-rdy-001"/>
     <w:p>
       <w:pPr>
         <w:pStyle w:val="Heading3"/>
@@ -8296,9 +9265,9 @@
         </w:pict>
       </w:r>
     </w:p>
-    <w:bookmarkEnd w:id="71"/>
     <w:bookmarkEnd w:id="72"/>
-    <w:bookmarkStart w:id="73" w:name="security-section-36-gov-001..009"/>
+    <w:bookmarkEnd w:id="73"/>
+    <w:bookmarkStart w:id="74" w:name="security-section-36-gov-001..009"/>
     <w:p>
       <w:pPr>
         <w:pStyle w:val="Heading2"/>
@@ -8484,8 +9453,8 @@
         </w:pict>
       </w:r>
     </w:p>
-    <w:bookmarkEnd w:id="73"/>
-    <w:bookmarkStart w:id="74" w:name="X9594c4cb95938c1dc9282a08b8bcf68795e8edd"/>
+    <w:bookmarkEnd w:id="74"/>
+    <w:bookmarkStart w:id="75" w:name="X9594c4cb95938c1dc9282a08b8bcf68795e8edd"/>
     <w:p>
       <w:pPr>
         <w:pStyle w:val="Heading2"/>
@@ -9014,8 +9983,8 @@
         </w:pict>
       </w:r>
     </w:p>
-    <w:bookmarkEnd w:id="74"/>
-    <w:bookmarkStart w:id="75" w:name="nfrs-resilience-section-38-nfr-001..010"/>
+    <w:bookmarkEnd w:id="75"/>
+    <w:bookmarkStart w:id="76" w:name="nfrs-resilience-section-38-nfr-001..010"/>
     <w:p>
       <w:pPr>
         <w:pStyle w:val="Heading2"/>
@@ -9277,8 +10246,8 @@
         </w:pict>
       </w:r>
     </w:p>
-    <w:bookmarkEnd w:id="75"/>
-    <w:bookmarkStart w:id="76" w:name="integration-section-33-section-6-review"/>
+    <w:bookmarkEnd w:id="76"/>
+    <w:bookmarkStart w:id="77" w:name="integration-section-33-section-6-review"/>
     <w:p>
       <w:pPr>
         <w:pStyle w:val="Heading2"/>
@@ -9433,8 +10402,8 @@
         </w:pict>
       </w:r>
     </w:p>
-    <w:bookmarkEnd w:id="76"/>
-    <w:bookmarkStart w:id="77" w:name="poc-validation-dependencies-section-42"/>
+    <w:bookmarkEnd w:id="77"/>
+    <w:bookmarkStart w:id="78" w:name="poc-validation-dependencies-section-42"/>
     <w:p>
       <w:pPr>
         <w:pStyle w:val="Heading2"/>
@@ -9861,8 +10830,8 @@
         </w:pict>
       </w:r>
     </w:p>
-    <w:bookmarkEnd w:id="77"/>
-    <w:bookmarkStart w:id="78" w:name="X1ae8ab60b5e87de0de2c362fd57ee8868871fc2"/>
+    <w:bookmarkEnd w:id="78"/>
+    <w:bookmarkStart w:id="79" w:name="X1ae8ab60b5e87de0de2c362fd57ee8868871fc2"/>
     <w:p>
       <w:pPr>
         <w:pStyle w:val="Heading2"/>
@@ -9895,7 +10864,7 @@
               <w:jc w:val="left"/>
             </w:pPr>
             <w:r>
-              <w:t xml:space="preserve">Requirement group (v2.3 IDs)</w:t>
+              <w:t xml:space="preserve">Requirement group (v2.4 IDs)</w:t>
             </w:r>
           </w:p>
         </w:tc>
@@ -10125,6 +11094,90 @@
               <w:jc w:val="left"/>
             </w:pPr>
             <w:r>
+              <w:t xml:space="preserve">CAP-001, CAP-001a</w:t>
+            </w:r>
+          </w:p>
+        </w:tc>
+        <w:tc>
+          <w:tcPr/>
+          <w:p>
+            <w:pPr>
+              <w:pStyle w:val="Compact"/>
+              <w:jc w:val="left"/>
+            </w:pPr>
+            <w:r>
+              <w:t xml:space="preserve">Inventory Collector, Config/Scope-File</w:t>
+            </w:r>
+          </w:p>
+        </w:tc>
+        <w:tc>
+          <w:tcPr/>
+          <w:p>
+            <w:pPr>
+              <w:pStyle w:val="Compact"/>
+              <w:jc w:val="left"/>
+            </w:pPr>
+            <w:r>
+              <w:t xml:space="preserve">environment classification;</w:t>
+            </w:r>
+            <w:r>
+              <w:t xml:space="preserve"> </w:t>
+            </w:r>
+            <w:r>
+              <w:rPr>
+                <w:bCs/>
+                <w:b/>
+              </w:rPr>
+              <w:t xml:space="preserve">core subscription = all-production</w:t>
+            </w:r>
+            <w:r>
+              <w:t xml:space="preserve"> </w:t>
+            </w:r>
+            <w:r>
+              <w:t xml:space="preserve">(CAP-001a)</w:t>
+            </w:r>
+          </w:p>
+        </w:tc>
+        <w:tc>
+          <w:tcPr/>
+          <w:p>
+            <w:pPr>
+              <w:pStyle w:val="Compact"/>
+              <w:jc w:val="left"/>
+            </w:pPr>
+            <w:r>
+              <w:rPr>
+                <w:rStyle w:val="VerbatimChar"/>
+              </w:rPr>
+              <w:t xml:space="preserve">ReservationState</w:t>
+            </w:r>
+            <w:r>
+              <w:t xml:space="preserve">,</w:t>
+            </w:r>
+            <w:r>
+              <w:t xml:space="preserve"> </w:t>
+            </w:r>
+            <w:r>
+              <w:rPr>
+                <w:rStyle w:val="VerbatimChar"/>
+              </w:rPr>
+              <w:t xml:space="preserve">PlacementPolicy</w:t>
+            </w:r>
+            <w:r>
+              <w:t xml:space="preserve">; T2</w:t>
+            </w:r>
+          </w:p>
+        </w:tc>
+      </w:tr>
+      <w:tr>
+        <w:tc>
+          <w:tcPr/>
+          <w:p>
+            <w:pPr>
+              <w:pStyle w:val="Compact"/>
+              <w:jc w:val="left"/>
+            </w:pPr>
+            <w:r>
               <w:t xml:space="preserve">CAP-001..019</w:t>
             </w:r>
           </w:p>
@@ -10158,7 +11211,7 @@
               <w:t xml:space="preserve"> </w:t>
             </w:r>
             <w:r>
-              <w:t xml:space="preserve">floor; zero-not-delete; over-alloc</w:t>
+              <w:t xml:space="preserve">floor; auto right-size only (no auto zero/delete); over-alloc</w:t>
             </w:r>
           </w:p>
         </w:tc>
@@ -10177,6 +11230,601 @@
             </w:r>
             <w:r>
               <w:t xml:space="preserve">; T9, F5</w:t>
+            </w:r>
+          </w:p>
+        </w:tc>
+      </w:tr>
+      <w:tr>
+        <w:tc>
+          <w:tcPr/>
+          <w:p>
+            <w:pPr>
+              <w:pStyle w:val="Compact"/>
+              <w:jc w:val="left"/>
+            </w:pPr>
+            <w:r>
+              <w:t xml:space="preserve">CAP-008, CAP-010</w:t>
+            </w:r>
+          </w:p>
+        </w:tc>
+        <w:tc>
+          <w:tcPr/>
+          <w:p>
+            <w:pPr>
+              <w:pStyle w:val="Compact"/>
+              <w:jc w:val="left"/>
+            </w:pPr>
+            <w:r>
+              <w:t xml:space="preserve">State Reconciler, Decommissioning Workflow</w:t>
+            </w:r>
+          </w:p>
+        </w:tc>
+        <w:tc>
+          <w:tcPr/>
+          <w:p>
+            <w:pPr>
+              <w:pStyle w:val="Compact"/>
+              <w:jc w:val="left"/>
+            </w:pPr>
+            <w:r>
+              <w:t xml:space="preserve">auto right-size to</w:t>
+            </w:r>
+            <w:r>
+              <w:t xml:space="preserve"> </w:t>
+            </w:r>
+            <w:r>
+              <w:rPr>
+                <w:rStyle w:val="VerbatimChar"/>
+              </w:rPr>
+              <w:t xml:space="preserve">Allocated+Buffer</w:t>
+            </w:r>
+            <w:r>
+              <w:t xml:space="preserve"> </w:t>
+            </w:r>
+            <w:r>
+              <w:t xml:space="preserve">vs</w:t>
+            </w:r>
+            <w:r>
+              <w:t xml:space="preserve"> </w:t>
+            </w:r>
+            <w:r>
+              <w:rPr>
+                <w:bCs/>
+                <w:b/>
+              </w:rPr>
+              <w:t xml:space="preserve">gated</w:t>
+            </w:r>
+            <w:r>
+              <w:t xml:space="preserve"> </w:t>
+            </w:r>
+            <w:r>
+              <w:t xml:space="preserve">reduce-to-zero/retire/delete</w:t>
+            </w:r>
+          </w:p>
+        </w:tc>
+        <w:tc>
+          <w:tcPr/>
+          <w:p>
+            <w:pPr>
+              <w:pStyle w:val="Compact"/>
+              <w:jc w:val="left"/>
+            </w:pPr>
+            <w:r>
+              <w:rPr>
+                <w:rStyle w:val="VerbatimChar"/>
+              </w:rPr>
+              <w:t xml:space="preserve">ReservationState</w:t>
+            </w:r>
+            <w:r>
+              <w:t xml:space="preserve">,</w:t>
+            </w:r>
+            <w:r>
+              <w:t xml:space="preserve"> </w:t>
+            </w:r>
+            <w:r>
+              <w:rPr>
+                <w:rStyle w:val="VerbatimChar"/>
+              </w:rPr>
+              <w:t xml:space="preserve">OperationRecord</w:t>
+            </w:r>
+            <w:r>
+              <w:t xml:space="preserve">; Section 10, T9</w:t>
+            </w:r>
+          </w:p>
+        </w:tc>
+      </w:tr>
+      <w:tr>
+        <w:tc>
+          <w:tcPr/>
+          <w:p>
+            <w:pPr>
+              <w:pStyle w:val="Compact"/>
+              <w:jc w:val="left"/>
+            </w:pPr>
+            <w:r>
+              <w:t xml:space="preserve">CAP-020, CAP-021</w:t>
+            </w:r>
+          </w:p>
+        </w:tc>
+        <w:tc>
+          <w:tcPr/>
+          <w:p>
+            <w:pPr>
+              <w:pStyle w:val="Compact"/>
+              <w:jc w:val="left"/>
+            </w:pPr>
+            <w:r>
+              <w:t xml:space="preserve">Placement Engine, Onboarding Validator</w:t>
+            </w:r>
+          </w:p>
+        </w:tc>
+        <w:tc>
+          <w:tcPr/>
+          <w:p>
+            <w:pPr>
+              <w:pStyle w:val="Compact"/>
+              <w:jc w:val="left"/>
+            </w:pPr>
+            <w:r>
+              <w:t xml:space="preserve">Availability-Set VM ineligibility; deallocate/redeploy-to-AZ precondition</w:t>
+            </w:r>
+          </w:p>
+        </w:tc>
+        <w:tc>
+          <w:tcPr/>
+          <w:p>
+            <w:pPr>
+              <w:pStyle w:val="Compact"/>
+              <w:jc w:val="left"/>
+            </w:pPr>
+            <w:r>
+              <w:rPr>
+                <w:rStyle w:val="VerbatimChar"/>
+              </w:rPr>
+              <w:t xml:space="preserve">PlacementPolicy</w:t>
+            </w:r>
+            <w:r>
+              <w:t xml:space="preserve">,</w:t>
+            </w:r>
+            <w:r>
+              <w:t xml:space="preserve"> </w:t>
+            </w:r>
+            <w:r>
+              <w:rPr>
+                <w:rStyle w:val="VerbatimChar"/>
+              </w:rPr>
+              <w:t xml:space="preserve">CustomerSeedRecord</w:t>
+            </w:r>
+            <w:r>
+              <w:t xml:space="preserve">; Section 8.1</w:t>
+            </w:r>
+          </w:p>
+        </w:tc>
+      </w:tr>
+      <w:tr>
+        <w:tc>
+          <w:tcPr/>
+          <w:p>
+            <w:pPr>
+              <w:pStyle w:val="Compact"/>
+              <w:jc w:val="left"/>
+            </w:pPr>
+            <w:r>
+              <w:t xml:space="preserve">CAP-022 (extends CAP-009)</w:t>
+            </w:r>
+          </w:p>
+        </w:tc>
+        <w:tc>
+          <w:tcPr/>
+          <w:p>
+            <w:pPr>
+              <w:pStyle w:val="Compact"/>
+              <w:jc w:val="left"/>
+            </w:pPr>
+            <w:r>
+              <w:t xml:space="preserve">Inventory Collector, Config/Scope-File</w:t>
+            </w:r>
+          </w:p>
+        </w:tc>
+        <w:tc>
+          <w:tcPr/>
+          <w:p>
+            <w:pPr>
+              <w:pStyle w:val="Compact"/>
+              <w:jc w:val="left"/>
+            </w:pPr>
+            <w:r>
+              <w:rPr>
+                <w:bCs/>
+                <w:b/>
+              </w:rPr>
+              <w:t xml:space="preserve">seed matrix</w:t>
+            </w:r>
+            <w:r>
+              <w:t xml:space="preserve"> </w:t>
+            </w:r>
+            <w:r>
+              <w:t xml:space="preserve">of count-0 reservations over eligible SKU×region×AZ; per-product-team budget governance</w:t>
+            </w:r>
+          </w:p>
+        </w:tc>
+        <w:tc>
+          <w:tcPr/>
+          <w:p>
+            <w:pPr>
+              <w:pStyle w:val="Compact"/>
+              <w:jc w:val="left"/>
+            </w:pPr>
+            <w:r>
+              <w:rPr>
+                <w:rStyle w:val="VerbatimChar"/>
+              </w:rPr>
+              <w:t xml:space="preserve">ReservationState</w:t>
+            </w:r>
+            <w:r>
+              <w:t xml:space="preserve"> </w:t>
+            </w:r>
+            <w:r>
+              <w:t xml:space="preserve">(</w:t>
+            </w:r>
+            <w:r>
+              <w:rPr>
+                <w:rStyle w:val="VerbatimChar"/>
+              </w:rPr>
+              <w:t xml:space="preserve">seed</w:t>
+            </w:r>
+            <w:r>
+              <w:t xml:space="preserve">); Section 5.2</w:t>
+            </w:r>
+          </w:p>
+        </w:tc>
+      </w:tr>
+      <w:tr>
+        <w:tc>
+          <w:tcPr/>
+          <w:p>
+            <w:pPr>
+              <w:pStyle w:val="Compact"/>
+              <w:jc w:val="left"/>
+            </w:pPr>
+            <w:r>
+              <w:t xml:space="preserve">CAP-023 (extends CAP-011)</w:t>
+            </w:r>
+          </w:p>
+        </w:tc>
+        <w:tc>
+          <w:tcPr/>
+          <w:p>
+            <w:pPr>
+              <w:pStyle w:val="Compact"/>
+              <w:jc w:val="left"/>
+            </w:pPr>
+            <w:r>
+              <w:t xml:space="preserve">Inventory Collector, State Reconciler</w:t>
+            </w:r>
+          </w:p>
+        </w:tc>
+        <w:tc>
+          <w:tcPr/>
+          <w:p>
+            <w:pPr>
+              <w:pStyle w:val="Compact"/>
+              <w:jc w:val="left"/>
+            </w:pPr>
+            <w:r>
+              <w:rPr>
+                <w:bCs/>
+                <w:b/>
+              </w:rPr>
+              <w:t xml:space="preserve">regional + per-AZ CRG structure</w:t>
+            </w:r>
+            <w:r>
+              <w:t xml:space="preserve"> </w:t>
+            </w:r>
+            <w:r>
+              <w:t xml:space="preserve">per environment</w:t>
+            </w:r>
+          </w:p>
+        </w:tc>
+        <w:tc>
+          <w:tcPr/>
+          <w:p>
+            <w:pPr>
+              <w:pStyle w:val="Compact"/>
+              <w:jc w:val="left"/>
+            </w:pPr>
+            <w:r>
+              <w:rPr>
+                <w:rStyle w:val="VerbatimChar"/>
+              </w:rPr>
+              <w:t xml:space="preserve">ReservationState</w:t>
+            </w:r>
+            <w:r>
+              <w:t xml:space="preserve"> </w:t>
+            </w:r>
+            <w:r>
+              <w:t xml:space="preserve">(</w:t>
+            </w:r>
+            <w:r>
+              <w:rPr>
+                <w:rStyle w:val="VerbatimChar"/>
+              </w:rPr>
+              <w:t xml:space="preserve">1 regional + N per-AZ</w:t>
+            </w:r>
+            <w:r>
+              <w:t xml:space="preserve"> </w:t>
+            </w:r>
+            <w:r>
+              <w:t xml:space="preserve">CRGs); Section 5.2, T3</w:t>
+            </w:r>
+          </w:p>
+        </w:tc>
+      </w:tr>
+      <w:tr>
+        <w:tc>
+          <w:tcPr/>
+          <w:p>
+            <w:pPr>
+              <w:pStyle w:val="Compact"/>
+              <w:jc w:val="left"/>
+            </w:pPr>
+            <w:r>
+              <w:t xml:space="preserve">CAP-024 (reconciles CAP-019)</w:t>
+            </w:r>
+          </w:p>
+        </w:tc>
+        <w:tc>
+          <w:tcPr/>
+          <w:p>
+            <w:pPr>
+              <w:pStyle w:val="Compact"/>
+              <w:jc w:val="left"/>
+            </w:pPr>
+            <w:r>
+              <w:t xml:space="preserve">Inventory Collector, Governance &amp; Audit</w:t>
+            </w:r>
+          </w:p>
+        </w:tc>
+        <w:tc>
+          <w:tcPr/>
+          <w:p>
+            <w:pPr>
+              <w:pStyle w:val="Compact"/>
+              <w:jc w:val="left"/>
+            </w:pPr>
+            <w:r>
+              <w:rPr>
+                <w:bCs/>
+                <w:b/>
+              </w:rPr>
+              <w:t xml:space="preserve">reactive SKU/AZ discovery</w:t>
+            </w:r>
+            <w:r>
+              <w:t xml:space="preserve"> </w:t>
+            </w:r>
+            <w:r>
+              <w:t xml:space="preserve">auto-creates reservation + raises scope-file governance item</w:t>
+            </w:r>
+          </w:p>
+        </w:tc>
+        <w:tc>
+          <w:tcPr/>
+          <w:p>
+            <w:pPr>
+              <w:pStyle w:val="Compact"/>
+              <w:jc w:val="left"/>
+            </w:pPr>
+            <w:r>
+              <w:rPr>
+                <w:rStyle w:val="VerbatimChar"/>
+              </w:rPr>
+              <w:t xml:space="preserve">ReservationState</w:t>
+            </w:r>
+            <w:r>
+              <w:t xml:space="preserve">,</w:t>
+            </w:r>
+            <w:r>
+              <w:t xml:space="preserve"> </w:t>
+            </w:r>
+            <w:r>
+              <w:rPr>
+                <w:rStyle w:val="VerbatimChar"/>
+              </w:rPr>
+              <w:t xml:space="preserve">AuditEvent</w:t>
+            </w:r>
+            <w:r>
+              <w:t xml:space="preserve">; Section 5.2, Section 12</w:t>
+            </w:r>
+          </w:p>
+        </w:tc>
+      </w:tr>
+      <w:tr>
+        <w:tc>
+          <w:tcPr/>
+          <w:p>
+            <w:pPr>
+              <w:pStyle w:val="Compact"/>
+              <w:jc w:val="left"/>
+            </w:pPr>
+            <w:r>
+              <w:t xml:space="preserve">PLC-011</w:t>
+            </w:r>
+          </w:p>
+        </w:tc>
+        <w:tc>
+          <w:tcPr/>
+          <w:p>
+            <w:pPr>
+              <w:pStyle w:val="Compact"/>
+              <w:jc w:val="left"/>
+            </w:pPr>
+            <w:r>
+              <w:t xml:space="preserve">Placement Engine, State Reconciler</w:t>
+            </w:r>
+          </w:p>
+        </w:tc>
+        <w:tc>
+          <w:tcPr/>
+          <w:p>
+            <w:pPr>
+              <w:pStyle w:val="Compact"/>
+              <w:jc w:val="left"/>
+            </w:pPr>
+            <w:r>
+              <w:rPr>
+                <w:bCs/>
+                <w:b/>
+              </w:rPr>
+              <w:t xml:space="preserve">even ≈1/zone_count</w:t>
+            </w:r>
+            <w:r>
+              <w:t xml:space="preserve"> </w:t>
+            </w:r>
+            <w:r>
+              <w:t xml:space="preserve">target; greatest-deficit-first zone pick; drift →</w:t>
+            </w:r>
+            <w:r>
+              <w:t xml:space="preserve"> </w:t>
+            </w:r>
+            <w:r>
+              <w:rPr>
+                <w:rStyle w:val="VerbatimChar"/>
+              </w:rPr>
+              <w:t xml:space="preserve">ZoneRebalanceAction</w:t>
+            </w:r>
+          </w:p>
+        </w:tc>
+        <w:tc>
+          <w:tcPr/>
+          <w:p>
+            <w:pPr>
+              <w:pStyle w:val="Compact"/>
+              <w:jc w:val="left"/>
+            </w:pPr>
+            <w:r>
+              <w:rPr>
+                <w:rStyle w:val="VerbatimChar"/>
+              </w:rPr>
+              <w:t xml:space="preserve">PlacementPolicy</w:t>
+            </w:r>
+            <w:r>
+              <w:t xml:space="preserve">; Section 8.5</w:t>
+            </w:r>
+          </w:p>
+        </w:tc>
+      </w:tr>
+      <w:tr>
+        <w:tc>
+          <w:tcPr/>
+          <w:p>
+            <w:pPr>
+              <w:pStyle w:val="Compact"/>
+              <w:jc w:val="left"/>
+            </w:pPr>
+            <w:r>
+              <w:t xml:space="preserve">OPS-006</w:t>
+            </w:r>
+          </w:p>
+        </w:tc>
+        <w:tc>
+          <w:tcPr/>
+          <w:p>
+            <w:pPr>
+              <w:pStyle w:val="Compact"/>
+              <w:jc w:val="left"/>
+            </w:pPr>
+            <w:r>
+              <w:t xml:space="preserve">Config/Scope-File, Provisioning</w:t>
+            </w:r>
+          </w:p>
+        </w:tc>
+        <w:tc>
+          <w:tcPr/>
+          <w:p>
+            <w:pPr>
+              <w:pStyle w:val="Compact"/>
+              <w:jc w:val="left"/>
+            </w:pPr>
+            <w:r>
+              <w:t xml:space="preserve">deterministic RG/CRG/subscription</w:t>
+            </w:r>
+            <w:r>
+              <w:t xml:space="preserve"> </w:t>
+            </w:r>
+            <w:r>
+              <w:rPr>
+                <w:bCs/>
+                <w:b/>
+              </w:rPr>
+              <w:t xml:space="preserve">naming convention + counter</w:t>
+            </w:r>
+          </w:p>
+        </w:tc>
+        <w:tc>
+          <w:tcPr/>
+          <w:p>
+            <w:pPr>
+              <w:pStyle w:val="Compact"/>
+              <w:jc w:val="left"/>
+            </w:pPr>
+            <w:r>
+              <w:rPr>
+                <w:rStyle w:val="VerbatimChar"/>
+              </w:rPr>
+              <w:t xml:space="preserve">PlacementPolicy</w:t>
+            </w:r>
+            <w:r>
+              <w:t xml:space="preserve">; Section 5.1, Section 5.2</w:t>
+            </w:r>
+          </w:p>
+        </w:tc>
+      </w:tr>
+      <w:tr>
+        <w:tc>
+          <w:tcPr/>
+          <w:p>
+            <w:pPr>
+              <w:pStyle w:val="Compact"/>
+              <w:jc w:val="left"/>
+            </w:pPr>
+            <w:r>
+              <w:t xml:space="preserve">C-12, C-13</w:t>
+            </w:r>
+          </w:p>
+        </w:tc>
+        <w:tc>
+          <w:tcPr/>
+          <w:p>
+            <w:pPr>
+              <w:pStyle w:val="Compact"/>
+              <w:jc w:val="left"/>
+            </w:pPr>
+            <w:r>
+              <w:t xml:space="preserve">Config Service</w:t>
+            </w:r>
+          </w:p>
+        </w:tc>
+        <w:tc>
+          <w:tcPr/>
+          <w:p>
+            <w:pPr>
+              <w:pStyle w:val="Compact"/>
+              <w:jc w:val="left"/>
+            </w:pPr>
+            <w:r>
+              <w:t xml:space="preserve">naming pattern config (C-12); zone target/tolerance config (C-13)</w:t>
+            </w:r>
+          </w:p>
+        </w:tc>
+        <w:tc>
+          <w:tcPr/>
+          <w:p>
+            <w:pPr>
+              <w:pStyle w:val="Compact"/>
+              <w:jc w:val="left"/>
+            </w:pPr>
+            <w:r>
+              <w:t xml:space="preserve">config; Section 8.5</w:t>
             </w:r>
           </w:p>
         </w:tc>
@@ -10957,7 +12605,7 @@
           <w:iCs/>
           <w:i/>
         </w:rPr>
-        <w:t xml:space="preserve">Every Baseline v2.3 requirement group resolves to at least one component, algorithm, and entity above. Functional-level traceability is in the FDD Section 9.</w:t>
+        <w:t xml:space="preserve">Every Baseline v2.4 requirement group — including the reservation-model additions CAP-001a, CAP-020..024, PLC-011, OPS-006 and configuration items C-12/C-13 — resolves to at least one component, algorithm, and entity above. Functional-level traceability is in the FDD Section 9.</w:t>
       </w:r>
     </w:p>
     <w:p>
@@ -10967,8 +12615,8 @@
         </w:pict>
       </w:r>
     </w:p>
-    <w:bookmarkEnd w:id="78"/>
-    <w:bookmarkStart w:id="80" w:name="class-diagram-updated-with-new-entities"/>
+    <w:bookmarkEnd w:id="79"/>
+    <w:bookmarkStart w:id="81" w:name="class-diagram-updated-with-new-entities"/>
     <w:p>
       <w:pPr>
         <w:pStyle w:val="Heading2"/>
@@ -10977,7 +12625,7 @@
         <w:t xml:space="preserve">18. Class Diagram (updated with new entities)</w:t>
       </w:r>
     </w:p>
-    <w:bookmarkStart w:id="79" w:name="Xc93dff571658be662c96a512fbb33be46c30b43"/>
+    <w:bookmarkStart w:id="80" w:name="Xc93dff571658be662c96a512fbb33be46c30b43"/>
     <w:p>
       <w:pPr>
         <w:pStyle w:val="Heading3"/>
@@ -11683,9 +13331,9 @@
         <w:t xml:space="preserve">ratify alongside the FDD; supersede the Production Readiness Review (archived). Production reliance on max-not-sum DR and single-pool consumer quota is gated on POC-011 / POC-001.</w:t>
       </w:r>
     </w:p>
-    <w:bookmarkEnd w:id="79"/>
     <w:bookmarkEnd w:id="80"/>
     <w:bookmarkEnd w:id="81"/>
+    <w:bookmarkEnd w:id="82"/>
     <w:sectPr/>
   </w:body>
 </w:document>

--- a/docs/design/acrme_technical_design_document.docx
+++ b/docs/design/acrme_technical_design_document.docx
@@ -311,7 +311,7 @@
               <w:jc w:val="left"/>
             </w:pPr>
             <w:r>
-              <w:t xml:space="preserve">ADR-001 (region selection), ADR-002 (quota &amp; capacity, single-pool), ADR-003 (capacity during DR), ADR-004 (forecast &amp; increase), ADR-005 (distributed DR reference model) — all v2.3</w:t>
+              <w:t xml:space="preserve">ADR-001 (region selection), ADR-002 (quota &amp; capacity, single-pool), ADR-003 (capacity during DR), ADR-004 (forecast &amp; increase), ADR-005 (distributed DR reference model) — all reconciled to v2.4</w:t>
             </w:r>
           </w:p>
         </w:tc>
@@ -348,7 +348,7 @@
         <w:t xml:space="preserve"> </w:t>
       </w:r>
       <w:r>
-        <w:t xml:space="preserve">ACRME is built — components, runtime, topology, data, state, algorithms, interfaces, security, observability, NFRs, integration, and POC gating — traceable to Requirements Baseline v2.3 and to the companion FDD (which owns the</w:t>
+        <w:t xml:space="preserve">ACRME is built — components, runtime, topology, data, state, algorithms, interfaces, security, observability, NFRs, integration, and POC gating — traceable to Requirements Baseline v2.4 and to the companion FDD (which owns the</w:t>
       </w:r>
       <w:r>
         <w:t xml:space="preserve"> </w:t>
@@ -763,13 +763,13 @@
           <w:bCs/>
           <w:b/>
         </w:rPr>
-        <w:t xml:space="preserve">Reconciliation note (v2.3).</w:t>
-      </w:r>
-      <w:r>
-        <w:t xml:space="preserve"> </w:t>
-      </w:r>
-      <w:r>
-        <w:t xml:space="preserve">This TDD implements the confirmed v2.3 decisions:</w:t>
+        <w:t xml:space="preserve">Reconciliation note (decisions carried into v2.4, first confirmed at v2.3).</w:t>
+      </w:r>
+      <w:r>
+        <w:t xml:space="preserve"> </w:t>
+      </w:r>
+      <w:r>
+        <w:t xml:space="preserve">This TDD implements the following confirmed decisions, unchanged in v2.4:</w:t>
       </w:r>
       <w:r>
         <w:t xml:space="preserve"> </w:t>
@@ -938,7 +938,7 @@
           <w:bCs/>
           <w:b/>
         </w:rPr>
-        <w:t xml:space="preserve">Region model update (v2.3, baseline Section 6).</w:t>
+        <w:t xml:space="preserve">Region model (v2.4, baseline Section 6).</w:t>
       </w:r>
       <w:r>
         <w:t xml:space="preserve"> </w:t>
